--- a/ТЗ PL NL FI/Alegria ТЗ на текст - Biuro nieruchomości w Hiszpanii Alegria Real Estate польский.docx
+++ b/ТЗ PL NL FI/Alegria ТЗ на текст - Biuro nieruchomości w Hiszpanii Alegria Real Estate польский.docx
@@ -1017,7 +1017,7 @@
           <w:szCs w:val="22"/>
           <w:rtl w:val="0"/>
         </w:rPr>
-        <w:t xml:space="preserve">7 балов</w:t>
+        <w:t xml:space="preserve">7 баллов</w:t>
       </w:r>
       <w:r>
         <w:rPr>
@@ -2348,7 +2348,7 @@
           <w:vertAlign w:val="baseline"/>
           <w:rtl w:val="0"/>
         </w:rPr>
-        <w:t xml:space="preserve">Nowe inwestycje deweloperskie od Alegria – </w:t>
+        <w:t xml:space="preserve">Nowe inwestycje od dewelopera Alegria – </w:t>
       </w:r>
       <w:hyperlink r:id="rId44">
         <w:r>
@@ -3814,7 +3814,7 @@
           <w:vertAlign w:val="baseline"/>
           <w:rtl w:val="0"/>
         </w:rPr>
-        <w:t xml:space="preserve">zakup nieruchomości w Hiszpanii</w:t>
+        <w:t xml:space="preserve">zakup nieruchomości w Hiszpanii przez biuro nieruchomości</w:t>
       </w:r>
     </w:p>
     <w:p>
@@ -4150,7 +4150,7 @@
           <w:vertAlign w:val="baseline"/>
           <w:rtl w:val="0"/>
         </w:rPr>
-        <w:t xml:space="preserve">inwestycja w nieruchomości w Hiszpanii</w:t>
+        <w:t xml:space="preserve">inwestycje w nieruchomości w Hiszpanii z Alegria Real Estate</w:t>
       </w:r>
     </w:p>
     <w:p>
@@ -4180,7 +4180,7 @@
           <w:vertAlign w:val="baseline"/>
           <w:rtl w:val="0"/>
         </w:rPr>
-        <w:t xml:space="preserve">*При необходимости можно добавить предлоги и склонение, если это необходимо (например: «nieruchomości na sprzedaż Costa del Sol» → «nieruchomości na sprzedaż na Costa del Sol», «biuro nieruchomości Hiszpania» → «biuro nieruchomości w Hiszpanii»). Утверждённые H1/H2 не меняем.</w:t>
+        <w:t xml:space="preserve">*При необходимости можно добавить предлоги и склонение, если это необходимо (например: «biuro nieruchomości Hiszpania» → «biuro nieruchomości w Hiszpanii», «agencja nieruchomości Hiszpania» → «agencja nieruchomości w Hiszpanii»). Утверждённые H1/H2 не меняем.</w:t>
       </w:r>
     </w:p>
     <w:p>
